--- a/storage/templates/surat-penawaran.docx
+++ b/storage/templates/surat-penawaran.docx
@@ -397,20 +397,25 @@
     <w:tbl>
       <w:tblPr>
         <w:tblStyle w:val="TableGrid"/>
-        <w:tblW w:w="9493" w:type="dxa"/>
+        <w:tblW w:w="10220" w:type="dxa"/>
         <w:tblInd w:w="-567" w:type="dxa"/>
         <w:tblLayout w:type="fixed"/>
         <w:tblLook w:val="04A0" w:firstRow="1" w:lastRow="0" w:firstColumn="1" w:lastColumn="0" w:noHBand="0" w:noVBand="1"/>
       </w:tblPr>
       <w:tblGrid>
         <w:gridCol w:w="704"/>
-        <w:gridCol w:w="3402"/>
-        <w:gridCol w:w="851"/>
-        <w:gridCol w:w="1984"/>
-        <w:gridCol w:w="2552"/>
+        <w:gridCol w:w="3544"/>
+        <w:gridCol w:w="856"/>
+        <w:gridCol w:w="13"/>
+        <w:gridCol w:w="2255"/>
+        <w:gridCol w:w="13"/>
+        <w:gridCol w:w="2822"/>
+        <w:gridCol w:w="13"/>
       </w:tblGrid>
       <w:tr>
         <w:trPr>
+          <w:gridAfter w:val="1"/>
+          <w:wAfter w:w="13" w:type="dxa"/>
           <w:trHeight w:val="328"/>
         </w:trPr>
         <w:tc>
@@ -439,7 +444,7 @@
         </w:tc>
         <w:tc>
           <w:tcPr>
-            <w:tcW w:w="3402" w:type="dxa"/>
+            <w:tcW w:w="3544" w:type="dxa"/>
             <w:tcBorders>
               <w:bottom w:val="single" w:sz="8" w:space="0" w:color="auto"/>
             </w:tcBorders>
@@ -466,7 +471,7 @@
         </w:tc>
         <w:tc>
           <w:tcPr>
-            <w:tcW w:w="851" w:type="dxa"/>
+            <w:tcW w:w="856" w:type="dxa"/>
             <w:shd w:val="clear" w:color="auto" w:fill="EAF1DD" w:themeFill="accent3" w:themeFillTint="33"/>
           </w:tcPr>
           <w:p>
@@ -486,18 +491,12 @@
               </w:rPr>
               <w:t>Qty</w:t>
             </w:r>
-            <w:r>
-              <w:rPr>
-                <w:b/>
-                <w:bCs/>
-              </w:rPr>
-              <w:t>.</w:t>
-            </w:r>
           </w:p>
         </w:tc>
         <w:tc>
           <w:tcPr>
-            <w:tcW w:w="1984" w:type="dxa"/>
+            <w:tcW w:w="2268" w:type="dxa"/>
+            <w:gridSpan w:val="2"/>
             <w:tcBorders>
               <w:top w:val="single" w:sz="8" w:space="0" w:color="auto"/>
             </w:tcBorders>
@@ -524,7 +523,8 @@
         </w:tc>
         <w:tc>
           <w:tcPr>
-            <w:tcW w:w="2552" w:type="dxa"/>
+            <w:tcW w:w="2835" w:type="dxa"/>
+            <w:gridSpan w:val="2"/>
             <w:tcBorders>
               <w:top w:val="single" w:sz="8" w:space="0" w:color="auto"/>
             </w:tcBorders>
@@ -551,6 +551,10 @@
         </w:tc>
       </w:tr>
       <w:tr>
+        <w:trPr>
+          <w:gridAfter w:val="1"/>
+          <w:wAfter w:w="13" w:type="dxa"/>
+        </w:trPr>
         <w:tc>
           <w:tcPr>
             <w:tcW w:w="704" w:type="dxa"/>
@@ -569,7 +573,7 @@
         </w:tc>
         <w:tc>
           <w:tcPr>
-            <w:tcW w:w="3402" w:type="dxa"/>
+            <w:tcW w:w="3544" w:type="dxa"/>
             <w:tcBorders>
               <w:top w:val="single" w:sz="8" w:space="0" w:color="auto"/>
             </w:tcBorders>
@@ -590,13 +594,13 @@
         </w:tc>
         <w:tc>
           <w:tcPr>
-            <w:tcW w:w="851" w:type="dxa"/>
+            <w:tcW w:w="856" w:type="dxa"/>
           </w:tcPr>
           <w:p>
             <w:pPr>
               <w:pStyle w:val="BodyText"/>
               <w:ind w:right="51"/>
-              <w:jc w:val="both"/>
+              <w:jc w:val="center"/>
             </w:pPr>
             <w:r>
               <w:t>${item_qty}</w:t>
@@ -605,7 +609,8 @@
         </w:tc>
         <w:tc>
           <w:tcPr>
-            <w:tcW w:w="1984" w:type="dxa"/>
+            <w:tcW w:w="2268" w:type="dxa"/>
+            <w:gridSpan w:val="2"/>
           </w:tcPr>
           <w:p>
             <w:pPr>
@@ -620,7 +625,8 @@
         </w:tc>
         <w:tc>
           <w:tcPr>
-            <w:tcW w:w="2552" w:type="dxa"/>
+            <w:tcW w:w="2835" w:type="dxa"/>
+            <w:gridSpan w:val="2"/>
           </w:tcPr>
           <w:p>
             <w:pPr>
@@ -637,8 +643,8 @@
       <w:tr>
         <w:tc>
           <w:tcPr>
-            <w:tcW w:w="4957" w:type="dxa"/>
-            <w:gridSpan w:val="3"/>
+            <w:tcW w:w="5117" w:type="dxa"/>
+            <w:gridSpan w:val="4"/>
             <w:vMerge w:val="restart"/>
             <w:vAlign w:val="center"/>
           </w:tcPr>
@@ -648,11 +654,30 @@
               <w:ind w:right="51"/>
               <w:jc w:val="center"/>
             </w:pPr>
+            <w:r>
+              <w:rPr>
+                <w:i/>
+              </w:rPr>
+              <w:t>“</w:t>
+            </w:r>
+            <w:r>
+              <w:rPr>
+                <w:i/>
+              </w:rPr>
+              <w:t>${terbilang}</w:t>
+            </w:r>
+            <w:r>
+              <w:rPr>
+                <w:i/>
+              </w:rPr>
+              <w:t>”</w:t>
+            </w:r>
           </w:p>
         </w:tc>
         <w:tc>
           <w:tcPr>
-            <w:tcW w:w="1984" w:type="dxa"/>
+            <w:tcW w:w="2268" w:type="dxa"/>
+            <w:gridSpan w:val="2"/>
           </w:tcPr>
           <w:p>
             <w:pPr>
@@ -675,7 +700,8 @@
         </w:tc>
         <w:tc>
           <w:tcPr>
-            <w:tcW w:w="2552" w:type="dxa"/>
+            <w:tcW w:w="2835" w:type="dxa"/>
+            <w:gridSpan w:val="2"/>
             <w:vAlign w:val="center"/>
           </w:tcPr>
           <w:p>
@@ -693,8 +719,8 @@
       <w:tr>
         <w:tc>
           <w:tcPr>
-            <w:tcW w:w="4957" w:type="dxa"/>
-            <w:gridSpan w:val="3"/>
+            <w:tcW w:w="5117" w:type="dxa"/>
+            <w:gridSpan w:val="4"/>
             <w:vMerge/>
           </w:tcPr>
           <w:p>
@@ -707,7 +733,8 @@
         </w:tc>
         <w:tc>
           <w:tcPr>
-            <w:tcW w:w="1984" w:type="dxa"/>
+            <w:tcW w:w="2268" w:type="dxa"/>
+            <w:gridSpan w:val="2"/>
           </w:tcPr>
           <w:p>
             <w:pPr>
@@ -730,7 +757,8 @@
         </w:tc>
         <w:tc>
           <w:tcPr>
-            <w:tcW w:w="2552" w:type="dxa"/>
+            <w:tcW w:w="2835" w:type="dxa"/>
+            <w:gridSpan w:val="2"/>
           </w:tcPr>
           <w:p>
             <w:pPr>
@@ -747,8 +775,8 @@
       <w:tr>
         <w:tc>
           <w:tcPr>
-            <w:tcW w:w="4957" w:type="dxa"/>
-            <w:gridSpan w:val="3"/>
+            <w:tcW w:w="5117" w:type="dxa"/>
+            <w:gridSpan w:val="4"/>
             <w:vMerge/>
           </w:tcPr>
           <w:p>
@@ -761,7 +789,8 @@
         </w:tc>
         <w:tc>
           <w:tcPr>
-            <w:tcW w:w="1984" w:type="dxa"/>
+            <w:tcW w:w="2268" w:type="dxa"/>
+            <w:gridSpan w:val="2"/>
           </w:tcPr>
           <w:p>
             <w:pPr>
@@ -784,7 +813,8 @@
         </w:tc>
         <w:tc>
           <w:tcPr>
-            <w:tcW w:w="2552" w:type="dxa"/>
+            <w:tcW w:w="2835" w:type="dxa"/>
+            <w:gridSpan w:val="2"/>
           </w:tcPr>
           <w:p>
             <w:pPr>
@@ -801,8 +831,8 @@
       <w:tr>
         <w:tc>
           <w:tcPr>
-            <w:tcW w:w="4957" w:type="dxa"/>
-            <w:gridSpan w:val="3"/>
+            <w:tcW w:w="5117" w:type="dxa"/>
+            <w:gridSpan w:val="4"/>
             <w:vMerge/>
           </w:tcPr>
           <w:p>
@@ -815,7 +845,8 @@
         </w:tc>
         <w:tc>
           <w:tcPr>
-            <w:tcW w:w="1984" w:type="dxa"/>
+            <w:tcW w:w="2268" w:type="dxa"/>
+            <w:gridSpan w:val="2"/>
           </w:tcPr>
           <w:p>
             <w:pPr>
@@ -838,7 +869,8 @@
         </w:tc>
         <w:tc>
           <w:tcPr>
-            <w:tcW w:w="2552" w:type="dxa"/>
+            <w:tcW w:w="2835" w:type="dxa"/>
+            <w:gridSpan w:val="2"/>
             <w:vAlign w:val="center"/>
           </w:tcPr>
           <w:p>
@@ -1054,7 +1086,6 @@
           <w:spacing w:val="41"/>
         </w:rPr>
       </w:pPr>
-      <w:proofErr w:type="gramStart"/>
       <w:r>
         <w:rPr>
           <w:rFonts w:ascii="Times New Roman" w:hAnsi="Times New Roman" w:cs="Times New Roman"/>
@@ -1077,7 +1108,6 @@
         </w:rPr>
         <w:t>:</w:t>
       </w:r>
-      <w:proofErr w:type="gramEnd"/>
       <w:r>
         <w:rPr>
           <w:rFonts w:ascii="Times New Roman" w:hAnsi="Times New Roman" w:cs="Times New Roman"/>

--- a/storage/templates/surat-penawaran.docx
+++ b/storage/templates/surat-penawaran.docx
@@ -1,6 +1,6 @@
 
 <file path=word/document.xml><?xml version="1.0" encoding="utf-8"?>
-<w:document xmlns:wpc="http://schemas.microsoft.com/office/word/2010/wordprocessingCanvas" xmlns:cx="http://schemas.microsoft.com/office/drawing/2014/chartex" xmlns:cx1="http://schemas.microsoft.com/office/drawing/2015/9/8/chartex" xmlns:cx2="http://schemas.microsoft.com/office/drawing/2015/10/21/chartex" xmlns:cx3="http://schemas.microsoft.com/office/drawing/2016/5/9/chartex" xmlns:cx4="http://schemas.microsoft.com/office/drawing/2016/5/10/chartex" xmlns:cx5="http://schemas.microsoft.com/office/drawing/2016/5/11/chartex" xmlns:cx6="http://schemas.microsoft.com/office/drawing/2016/5/12/chartex" xmlns:cx7="http://schemas.microsoft.com/office/drawing/2016/5/13/chartex" xmlns:cx8="http://schemas.microsoft.com/office/drawing/2016/5/14/chartex" xmlns:mc="http://schemas.openxmlformats.org/markup-compatibility/2006" xmlns:aink="http://schemas.microsoft.com/office/drawing/2016/ink" xmlns:am3d="http://schemas.microsoft.com/office/drawing/2017/model3d" xmlns:o="urn:schemas-microsoft-com:office:office" xmlns:oel="http://schemas.microsoft.com/office/2019/extlst" xmlns:r="http://schemas.openxmlformats.org/officeDocument/2006/relationships" xmlns:m="http://schemas.openxmlformats.org/officeDocument/2006/math" xmlns:v="urn:schemas-microsoft-com:vml" xmlns:wp14="http://schemas.microsoft.com/office/word/2010/wordprocessingDrawing" xmlns:wp="http://schemas.openxmlformats.org/drawingml/2006/wordprocessingDrawing" xmlns:w10="urn:schemas-microsoft-com:office:word" xmlns:w="http://schemas.openxmlformats.org/wordprocessingml/2006/main" xmlns:w14="http://schemas.microsoft.com/office/word/2010/wordml" xmlns:w15="http://schemas.microsoft.com/office/word/2012/wordml" xmlns:w16cex="http://schemas.microsoft.com/office/word/2018/wordml/cex" xmlns:w16cid="http://schemas.microsoft.com/office/word/2016/wordml/cid" xmlns:w16="http://schemas.microsoft.com/office/word/2018/wordml" xmlns:w16du="http://schemas.microsoft.com/office/word/2023/wordml/word16du" xmlns:w16sdtdh="http://schemas.microsoft.com/office/word/2020/wordml/sdtdatahash" xmlns:w16sdtfl="http://schemas.microsoft.com/office/word/2024/wordml/sdtformatlock" xmlns:w16se="http://schemas.microsoft.com/office/word/2015/wordml/symex" xmlns:wpg="http://schemas.microsoft.com/office/word/2010/wordprocessingGroup" xmlns:wpi="http://schemas.microsoft.com/office/word/2010/wordprocessingInk" xmlns:wne="http://schemas.microsoft.com/office/word/2006/wordml" xmlns:wps="http://schemas.microsoft.com/office/word/2010/wordprocessingShape" mc:Ignorable="w14 w15 w16se w16cid w16 w16cex w16sdtdh w16sdtfl w16du wp14">
+<w:document xmlns:wpc="http://schemas.microsoft.com/office/word/2010/wordprocessingCanvas" xmlns:cx="http://schemas.microsoft.com/office/drawing/2014/chartex" xmlns:cx1="http://schemas.microsoft.com/office/drawing/2015/9/8/chartex" xmlns:cx2="http://schemas.microsoft.com/office/drawing/2015/10/21/chartex" xmlns:cx3="http://schemas.microsoft.com/office/drawing/2016/5/9/chartex" xmlns:cx4="http://schemas.microsoft.com/office/drawing/2016/5/10/chartex" xmlns:cx5="http://schemas.microsoft.com/office/drawing/2016/5/11/chartex" xmlns:cx6="http://schemas.microsoft.com/office/drawing/2016/5/12/chartex" xmlns:cx7="http://schemas.microsoft.com/office/drawing/2016/5/13/chartex" xmlns:cx8="http://schemas.microsoft.com/office/drawing/2016/5/14/chartex" xmlns:mc="http://schemas.openxmlformats.org/markup-compatibility/2006" xmlns:aink="http://schemas.microsoft.com/office/drawing/2016/ink" xmlns:am3d="http://schemas.microsoft.com/office/drawing/2017/model3d" xmlns:o="urn:schemas-microsoft-com:office:office" xmlns:oel="http://schemas.microsoft.com/office/2019/extlst" xmlns:r="http://schemas.openxmlformats.org/officeDocument/2006/relationships" xmlns:m="http://schemas.openxmlformats.org/officeDocument/2006/math" xmlns:v="urn:schemas-microsoft-com:vml" xmlns:wp14="http://schemas.microsoft.com/office/word/2010/wordprocessingDrawing" xmlns:wp="http://schemas.openxmlformats.org/drawingml/2006/wordprocessingDrawing" xmlns:w10="urn:schemas-microsoft-com:office:word" xmlns:w="http://schemas.openxmlformats.org/wordprocessingml/2006/main" xmlns:w14="http://schemas.microsoft.com/office/word/2010/wordml" xmlns:w15="http://schemas.microsoft.com/office/word/2012/wordml" xmlns:w16cei="http://schemas.microsoft.com/office/word/2026/wordml/cei" xmlns:w16cex="http://schemas.microsoft.com/office/word/2018/wordml/cex" xmlns:w16cid="http://schemas.microsoft.com/office/word/2016/wordml/cid" xmlns:w16="http://schemas.microsoft.com/office/word/2018/wordml" xmlns:w16du="http://schemas.microsoft.com/office/word/2023/wordml/word16du" xmlns:w16sdtdh="http://schemas.microsoft.com/office/word/2020/wordml/sdtdatahash" xmlns:w16sdtfl="http://schemas.microsoft.com/office/word/2024/wordml/sdtformatlock" xmlns:w16se="http://schemas.microsoft.com/office/word/2015/wordml/symex" xmlns:wpg="http://schemas.microsoft.com/office/word/2010/wordprocessingGroup" xmlns:wpi="http://schemas.microsoft.com/office/word/2010/wordprocessingInk" xmlns:wne="http://schemas.microsoft.com/office/word/2006/wordml" xmlns:wps="http://schemas.microsoft.com/office/word/2010/wordprocessingShape" mc:Ignorable="w14 w15 w16se w16cid w16 w16cex w16sdtdh w16sdtfl w16du wp14">
   <w:background w:color="FFFFFF"/>
   <w:body>
     <w:p>
@@ -397,7 +397,7 @@
     <w:tbl>
       <w:tblPr>
         <w:tblStyle w:val="TableGrid"/>
-        <w:tblW w:w="10220" w:type="dxa"/>
+        <w:tblW w:w="10343" w:type="dxa"/>
         <w:tblInd w:w="-567" w:type="dxa"/>
         <w:tblLayout w:type="fixed"/>
         <w:tblLook w:val="04A0" w:firstRow="1" w:lastRow="0" w:firstColumn="1" w:lastColumn="0" w:noHBand="0" w:noVBand="1"/>
@@ -407,15 +407,11 @@
         <w:gridCol w:w="3544"/>
         <w:gridCol w:w="856"/>
         <w:gridCol w:w="13"/>
-        <w:gridCol w:w="2255"/>
-        <w:gridCol w:w="13"/>
-        <w:gridCol w:w="2822"/>
-        <w:gridCol w:w="13"/>
+        <w:gridCol w:w="2391"/>
+        <w:gridCol w:w="2835"/>
       </w:tblGrid>
       <w:tr>
         <w:trPr>
-          <w:gridAfter w:val="1"/>
-          <w:wAfter w:w="13" w:type="dxa"/>
           <w:trHeight w:val="328"/>
         </w:trPr>
         <w:tc>
@@ -495,7 +491,7 @@
         </w:tc>
         <w:tc>
           <w:tcPr>
-            <w:tcW w:w="2268" w:type="dxa"/>
+            <w:tcW w:w="2404" w:type="dxa"/>
             <w:gridSpan w:val="2"/>
             <w:tcBorders>
               <w:top w:val="single" w:sz="8" w:space="0" w:color="auto"/>
@@ -524,7 +520,6 @@
         <w:tc>
           <w:tcPr>
             <w:tcW w:w="2835" w:type="dxa"/>
-            <w:gridSpan w:val="2"/>
             <w:tcBorders>
               <w:top w:val="single" w:sz="8" w:space="0" w:color="auto"/>
             </w:tcBorders>
@@ -551,10 +546,6 @@
         </w:tc>
       </w:tr>
       <w:tr>
-        <w:trPr>
-          <w:gridAfter w:val="1"/>
-          <w:wAfter w:w="13" w:type="dxa"/>
-        </w:trPr>
         <w:tc>
           <w:tcPr>
             <w:tcW w:w="704" w:type="dxa"/>
@@ -609,7 +600,7 @@
         </w:tc>
         <w:tc>
           <w:tcPr>
-            <w:tcW w:w="2268" w:type="dxa"/>
+            <w:tcW w:w="2404" w:type="dxa"/>
             <w:gridSpan w:val="2"/>
           </w:tcPr>
           <w:p>
@@ -626,7 +617,6 @@
         <w:tc>
           <w:tcPr>
             <w:tcW w:w="2835" w:type="dxa"/>
-            <w:gridSpan w:val="2"/>
           </w:tcPr>
           <w:p>
             <w:pPr>
@@ -676,8 +666,7 @@
         </w:tc>
         <w:tc>
           <w:tcPr>
-            <w:tcW w:w="2268" w:type="dxa"/>
-            <w:gridSpan w:val="2"/>
+            <w:tcW w:w="2391" w:type="dxa"/>
           </w:tcPr>
           <w:p>
             <w:pPr>
@@ -701,7 +690,6 @@
         <w:tc>
           <w:tcPr>
             <w:tcW w:w="2835" w:type="dxa"/>
-            <w:gridSpan w:val="2"/>
             <w:vAlign w:val="center"/>
           </w:tcPr>
           <w:p>
@@ -733,8 +721,66 @@
         </w:tc>
         <w:tc>
           <w:tcPr>
-            <w:tcW w:w="2268" w:type="dxa"/>
-            <w:gridSpan w:val="2"/>
+            <w:tcW w:w="2391" w:type="dxa"/>
+          </w:tcPr>
+          <w:p>
+            <w:pPr>
+              <w:pStyle w:val="BodyText"/>
+              <w:ind w:right="51"/>
+              <w:jc w:val="both"/>
+              <w:rPr>
+                <w:b/>
+                <w:bCs/>
+              </w:rPr>
+            </w:pPr>
+            <w:r>
+              <w:rPr>
+                <w:b/>
+              </w:rPr>
+              <w:t>DISC %</w:t>
+            </w:r>
+          </w:p>
+        </w:tc>
+        <w:tc>
+          <w:tcPr>
+            <w:tcW w:w="2835" w:type="dxa"/>
+          </w:tcPr>
+          <w:p>
+            <w:pPr>
+              <w:pStyle w:val="BodyText"/>
+              <w:ind w:right="51"/>
+              <w:jc w:val="both"/>
+            </w:pPr>
+            <w:r>
+              <w:t>${</w:t>
+            </w:r>
+            <w:r>
+              <w:t>diskon</w:t>
+            </w:r>
+            <w:r>
+              <w:t>}</w:t>
+            </w:r>
+          </w:p>
+        </w:tc>
+      </w:tr>
+      <w:tr>
+        <w:tc>
+          <w:tcPr>
+            <w:tcW w:w="5117" w:type="dxa"/>
+            <w:gridSpan w:val="4"/>
+            <w:vMerge/>
+          </w:tcPr>
+          <w:p>
+            <w:pPr>
+              <w:pStyle w:val="BodyText"/>
+              <w:ind w:right="51"/>
+              <w:jc w:val="both"/>
+            </w:pPr>
+          </w:p>
+        </w:tc>
+        <w:tc>
+          <w:tcPr>
+            <w:tcW w:w="2391" w:type="dxa"/>
           </w:tcPr>
           <w:p>
             <w:pPr>
@@ -758,7 +804,6 @@
         <w:tc>
           <w:tcPr>
             <w:tcW w:w="2835" w:type="dxa"/>
-            <w:gridSpan w:val="2"/>
           </w:tcPr>
           <w:p>
             <w:pPr>
@@ -789,8 +834,7 @@
         </w:tc>
         <w:tc>
           <w:tcPr>
-            <w:tcW w:w="2268" w:type="dxa"/>
-            <w:gridSpan w:val="2"/>
+            <w:tcW w:w="2391" w:type="dxa"/>
           </w:tcPr>
           <w:p>
             <w:pPr>
@@ -814,7 +858,6 @@
         <w:tc>
           <w:tcPr>
             <w:tcW w:w="2835" w:type="dxa"/>
-            <w:gridSpan w:val="2"/>
           </w:tcPr>
           <w:p>
             <w:pPr>
@@ -845,8 +888,189 @@
         </w:tc>
         <w:tc>
           <w:tcPr>
-            <w:tcW w:w="2268" w:type="dxa"/>
-            <w:gridSpan w:val="2"/>
+            <w:tcW w:w="2391" w:type="dxa"/>
+          </w:tcPr>
+          <w:p>
+            <w:pPr>
+              <w:pStyle w:val="BodyText"/>
+              <w:ind w:right="51"/>
+              <w:jc w:val="both"/>
+              <w:rPr>
+                <w:b/>
+                <w:bCs/>
+              </w:rPr>
+            </w:pPr>
+            <w:r>
+              <w:rPr>
+                <w:b/>
+                <w:bCs/>
+              </w:rPr>
+              <w:t xml:space="preserve">GRAND TOTAL  </w:t>
+            </w:r>
+          </w:p>
+        </w:tc>
+        <w:tc>
+          <w:tcPr>
+            <w:tcW w:w="2835" w:type="dxa"/>
+          </w:tcPr>
+          <w:p>
+            <w:pPr>
+              <w:pStyle w:val="BodyText"/>
+              <w:ind w:right="51"/>
+              <w:jc w:val="both"/>
+            </w:pPr>
+            <w:r>
+              <w:t>$</w:t>
+            </w:r>
+            <w:r>
+              <w:t>{grand_total}</w:t>
+            </w:r>
+          </w:p>
+        </w:tc>
+      </w:tr>
+      <w:tr>
+        <w:tc>
+          <w:tcPr>
+            <w:tcW w:w="5117" w:type="dxa"/>
+            <w:gridSpan w:val="4"/>
+            <w:vMerge/>
+          </w:tcPr>
+          <w:p>
+            <w:pPr>
+              <w:pStyle w:val="BodyText"/>
+              <w:ind w:right="51"/>
+              <w:jc w:val="both"/>
+            </w:pPr>
+          </w:p>
+        </w:tc>
+        <w:tc>
+          <w:tcPr>
+            <w:tcW w:w="2391" w:type="dxa"/>
+          </w:tcPr>
+          <w:p>
+            <w:pPr>
+              <w:pStyle w:val="BodyText"/>
+              <w:ind w:right="51"/>
+              <w:jc w:val="both"/>
+              <w:rPr>
+                <w:b/>
+                <w:bCs/>
+              </w:rPr>
+            </w:pPr>
+            <w:r>
+              <w:rPr>
+                <w:b/>
+                <w:bCs/>
+                <w:lang w:val="en-US"/>
+              </w:rPr>
+              <w:t xml:space="preserve">DP % </w:t>
+            </w:r>
+          </w:p>
+        </w:tc>
+        <w:tc>
+          <w:tcPr>
+            <w:tcW w:w="2835" w:type="dxa"/>
+          </w:tcPr>
+          <w:p>
+            <w:pPr>
+              <w:pStyle w:val="BodyText"/>
+              <w:ind w:right="51"/>
+              <w:jc w:val="both"/>
+            </w:pPr>
+            <w:r>
+              <w:rPr>
+                <w:lang w:val="en-US"/>
+              </w:rPr>
+              <w:t>$</w:t>
+            </w:r>
+            <w:r>
+              <w:rPr>
+                <w:lang w:val="en-US"/>
+              </w:rPr>
+              <w:t>{down_payment}</w:t>
+            </w:r>
+          </w:p>
+        </w:tc>
+      </w:tr>
+      <w:tr>
+        <w:tc>
+          <w:tcPr>
+            <w:tcW w:w="5117" w:type="dxa"/>
+            <w:gridSpan w:val="4"/>
+            <w:vMerge/>
+          </w:tcPr>
+          <w:p>
+            <w:pPr>
+              <w:pStyle w:val="BodyText"/>
+              <w:ind w:right="51"/>
+              <w:jc w:val="both"/>
+            </w:pPr>
+          </w:p>
+        </w:tc>
+        <w:tc>
+          <w:tcPr>
+            <w:tcW w:w="2391" w:type="dxa"/>
+          </w:tcPr>
+          <w:p>
+            <w:pPr>
+              <w:pStyle w:val="BodyText"/>
+              <w:ind w:right="51"/>
+              <w:jc w:val="both"/>
+              <w:rPr>
+                <w:b/>
+                <w:bCs/>
+              </w:rPr>
+            </w:pPr>
+            <w:r>
+              <w:rPr>
+                <w:b/>
+                <w:bCs/>
+                <w:lang w:val="en-US"/>
+              </w:rPr>
+              <w:t>SISA PELUNASAN</w:t>
+            </w:r>
+          </w:p>
+        </w:tc>
+        <w:tc>
+          <w:tcPr>
+            <w:tcW w:w="2835" w:type="dxa"/>
+          </w:tcPr>
+          <w:p>
+            <w:pPr>
+              <w:pStyle w:val="BodyText"/>
+              <w:ind w:right="51"/>
+              <w:jc w:val="both"/>
+            </w:pPr>
+            <w:r>
+              <w:t>${</w:t>
+            </w:r>
+            <w:r>
+              <w:t>sisa_pelunasan</w:t>
+            </w:r>
+            <w:r>
+              <w:t>}</w:t>
+            </w:r>
+          </w:p>
+        </w:tc>
+      </w:tr>
+      <w:tr>
+        <w:tc>
+          <w:tcPr>
+            <w:tcW w:w="5117" w:type="dxa"/>
+            <w:gridSpan w:val="4"/>
+            <w:vMerge/>
+          </w:tcPr>
+          <w:p>
+            <w:pPr>
+              <w:pStyle w:val="BodyText"/>
+              <w:ind w:right="51"/>
+              <w:jc w:val="both"/>
+            </w:pPr>
+          </w:p>
+        </w:tc>
+        <w:tc>
+          <w:tcPr>
+            <w:tcW w:w="2391" w:type="dxa"/>
           </w:tcPr>
           <w:p>
             <w:pPr>
@@ -870,7 +1094,6 @@
         <w:tc>
           <w:tcPr>
             <w:tcW w:w="2835" w:type="dxa"/>
-            <w:gridSpan w:val="2"/>
             <w:vAlign w:val="center"/>
           </w:tcPr>
           <w:p>
@@ -1086,6 +1309,7 @@
           <w:spacing w:val="41"/>
         </w:rPr>
       </w:pPr>
+      <w:proofErr w:type="gramStart"/>
       <w:r>
         <w:rPr>
           <w:rFonts w:ascii="Times New Roman" w:hAnsi="Times New Roman" w:cs="Times New Roman"/>
@@ -1108,6 +1332,7 @@
         </w:rPr>
         <w:t>:</w:t>
       </w:r>
+      <w:proofErr w:type="gramEnd"/>
       <w:r>
         <w:rPr>
           <w:rFonts w:ascii="Times New Roman" w:hAnsi="Times New Roman" w:cs="Times New Roman"/>
@@ -1873,7 +2098,7 @@
 </file>
 
 <file path=word/endnotes.xml><?xml version="1.0" encoding="utf-8"?>
-<w:endnotes xmlns:wpc="http://schemas.microsoft.com/office/word/2010/wordprocessingCanvas" xmlns:cx="http://schemas.microsoft.com/office/drawing/2014/chartex" xmlns:cx1="http://schemas.microsoft.com/office/drawing/2015/9/8/chartex" xmlns:cx2="http://schemas.microsoft.com/office/drawing/2015/10/21/chartex" xmlns:cx3="http://schemas.microsoft.com/office/drawing/2016/5/9/chartex" xmlns:cx4="http://schemas.microsoft.com/office/drawing/2016/5/10/chartex" xmlns:cx5="http://schemas.microsoft.com/office/drawing/2016/5/11/chartex" xmlns:cx6="http://schemas.microsoft.com/office/drawing/2016/5/12/chartex" xmlns:cx7="http://schemas.microsoft.com/office/drawing/2016/5/13/chartex" xmlns:cx8="http://schemas.microsoft.com/office/drawing/2016/5/14/chartex" xmlns:mc="http://schemas.openxmlformats.org/markup-compatibility/2006" xmlns:aink="http://schemas.microsoft.com/office/drawing/2016/ink" xmlns:am3d="http://schemas.microsoft.com/office/drawing/2017/model3d" xmlns:o="urn:schemas-microsoft-com:office:office" xmlns:oel="http://schemas.microsoft.com/office/2019/extlst" xmlns:r="http://schemas.openxmlformats.org/officeDocument/2006/relationships" xmlns:m="http://schemas.openxmlformats.org/officeDocument/2006/math" xmlns:v="urn:schemas-microsoft-com:vml" xmlns:wp14="http://schemas.microsoft.com/office/word/2010/wordprocessingDrawing" xmlns:wp="http://schemas.openxmlformats.org/drawingml/2006/wordprocessingDrawing" xmlns:w10="urn:schemas-microsoft-com:office:word" xmlns:w="http://schemas.openxmlformats.org/wordprocessingml/2006/main" xmlns:w14="http://schemas.microsoft.com/office/word/2010/wordml" xmlns:w15="http://schemas.microsoft.com/office/word/2012/wordml" xmlns:w16cex="http://schemas.microsoft.com/office/word/2018/wordml/cex" xmlns:w16cid="http://schemas.microsoft.com/office/word/2016/wordml/cid" xmlns:w16="http://schemas.microsoft.com/office/word/2018/wordml" xmlns:w16du="http://schemas.microsoft.com/office/word/2023/wordml/word16du" xmlns:w16sdtdh="http://schemas.microsoft.com/office/word/2020/wordml/sdtdatahash" xmlns:w16sdtfl="http://schemas.microsoft.com/office/word/2024/wordml/sdtformatlock" xmlns:w16se="http://schemas.microsoft.com/office/word/2015/wordml/symex" xmlns:wpg="http://schemas.microsoft.com/office/word/2010/wordprocessingGroup" xmlns:wpi="http://schemas.microsoft.com/office/word/2010/wordprocessingInk" xmlns:wne="http://schemas.microsoft.com/office/word/2006/wordml" xmlns:wps="http://schemas.microsoft.com/office/word/2010/wordprocessingShape" mc:Ignorable="w14 w15 w16se w16cid w16 w16cex w16sdtdh w16sdtfl w16du wp14">
+<w:endnotes xmlns:wpc="http://schemas.microsoft.com/office/word/2010/wordprocessingCanvas" xmlns:cx="http://schemas.microsoft.com/office/drawing/2014/chartex" xmlns:cx1="http://schemas.microsoft.com/office/drawing/2015/9/8/chartex" xmlns:cx2="http://schemas.microsoft.com/office/drawing/2015/10/21/chartex" xmlns:cx3="http://schemas.microsoft.com/office/drawing/2016/5/9/chartex" xmlns:cx4="http://schemas.microsoft.com/office/drawing/2016/5/10/chartex" xmlns:cx5="http://schemas.microsoft.com/office/drawing/2016/5/11/chartex" xmlns:cx6="http://schemas.microsoft.com/office/drawing/2016/5/12/chartex" xmlns:cx7="http://schemas.microsoft.com/office/drawing/2016/5/13/chartex" xmlns:cx8="http://schemas.microsoft.com/office/drawing/2016/5/14/chartex" xmlns:mc="http://schemas.openxmlformats.org/markup-compatibility/2006" xmlns:aink="http://schemas.microsoft.com/office/drawing/2016/ink" xmlns:am3d="http://schemas.microsoft.com/office/drawing/2017/model3d" xmlns:o="urn:schemas-microsoft-com:office:office" xmlns:oel="http://schemas.microsoft.com/office/2019/extlst" xmlns:r="http://schemas.openxmlformats.org/officeDocument/2006/relationships" xmlns:m="http://schemas.openxmlformats.org/officeDocument/2006/math" xmlns:v="urn:schemas-microsoft-com:vml" xmlns:wp14="http://schemas.microsoft.com/office/word/2010/wordprocessingDrawing" xmlns:wp="http://schemas.openxmlformats.org/drawingml/2006/wordprocessingDrawing" xmlns:w10="urn:schemas-microsoft-com:office:word" xmlns:w="http://schemas.openxmlformats.org/wordprocessingml/2006/main" xmlns:w14="http://schemas.microsoft.com/office/word/2010/wordml" xmlns:w15="http://schemas.microsoft.com/office/word/2012/wordml" xmlns:w16cei="http://schemas.microsoft.com/office/word/2026/wordml/cei" xmlns:w16cex="http://schemas.microsoft.com/office/word/2018/wordml/cex" xmlns:w16cid="http://schemas.microsoft.com/office/word/2016/wordml/cid" xmlns:w16="http://schemas.microsoft.com/office/word/2018/wordml" xmlns:w16du="http://schemas.microsoft.com/office/word/2023/wordml/word16du" xmlns:w16sdtdh="http://schemas.microsoft.com/office/word/2020/wordml/sdtdatahash" xmlns:w16sdtfl="http://schemas.microsoft.com/office/word/2024/wordml/sdtformatlock" xmlns:w16se="http://schemas.microsoft.com/office/word/2015/wordml/symex" xmlns:wpg="http://schemas.microsoft.com/office/word/2010/wordprocessingGroup" xmlns:wpi="http://schemas.microsoft.com/office/word/2010/wordprocessingInk" xmlns:wne="http://schemas.microsoft.com/office/word/2006/wordml" xmlns:wps="http://schemas.microsoft.com/office/word/2010/wordprocessingShape" mc:Ignorable="w14 w15 w16se w16cid w16 w16cex w16sdtdh w16sdtfl w16du wp14">
   <w:endnote w:type="separator" w:id="-1">
     <w:p>
       <w:pPr>
@@ -1898,7 +2123,7 @@
 </file>
 
 <file path=word/footnotes.xml><?xml version="1.0" encoding="utf-8"?>
-<w:footnotes xmlns:wpc="http://schemas.microsoft.com/office/word/2010/wordprocessingCanvas" xmlns:cx="http://schemas.microsoft.com/office/drawing/2014/chartex" xmlns:cx1="http://schemas.microsoft.com/office/drawing/2015/9/8/chartex" xmlns:cx2="http://schemas.microsoft.com/office/drawing/2015/10/21/chartex" xmlns:cx3="http://schemas.microsoft.com/office/drawing/2016/5/9/chartex" xmlns:cx4="http://schemas.microsoft.com/office/drawing/2016/5/10/chartex" xmlns:cx5="http://schemas.microsoft.com/office/drawing/2016/5/11/chartex" xmlns:cx6="http://schemas.microsoft.com/office/drawing/2016/5/12/chartex" xmlns:cx7="http://schemas.microsoft.com/office/drawing/2016/5/13/chartex" xmlns:cx8="http://schemas.microsoft.com/office/drawing/2016/5/14/chartex" xmlns:mc="http://schemas.openxmlformats.org/markup-compatibility/2006" xmlns:aink="http://schemas.microsoft.com/office/drawing/2016/ink" xmlns:am3d="http://schemas.microsoft.com/office/drawing/2017/model3d" xmlns:o="urn:schemas-microsoft-com:office:office" xmlns:oel="http://schemas.microsoft.com/office/2019/extlst" xmlns:r="http://schemas.openxmlformats.org/officeDocument/2006/relationships" xmlns:m="http://schemas.openxmlformats.org/officeDocument/2006/math" xmlns:v="urn:schemas-microsoft-com:vml" xmlns:wp14="http://schemas.microsoft.com/office/word/2010/wordprocessingDrawing" xmlns:wp="http://schemas.openxmlformats.org/drawingml/2006/wordprocessingDrawing" xmlns:w10="urn:schemas-microsoft-com:office:word" xmlns:w="http://schemas.openxmlformats.org/wordprocessingml/2006/main" xmlns:w14="http://schemas.microsoft.com/office/word/2010/wordml" xmlns:w15="http://schemas.microsoft.com/office/word/2012/wordml" xmlns:w16cex="http://schemas.microsoft.com/office/word/2018/wordml/cex" xmlns:w16cid="http://schemas.microsoft.com/office/word/2016/wordml/cid" xmlns:w16="http://schemas.microsoft.com/office/word/2018/wordml" xmlns:w16du="http://schemas.microsoft.com/office/word/2023/wordml/word16du" xmlns:w16sdtdh="http://schemas.microsoft.com/office/word/2020/wordml/sdtdatahash" xmlns:w16sdtfl="http://schemas.microsoft.com/office/word/2024/wordml/sdtformatlock" xmlns:w16se="http://schemas.microsoft.com/office/word/2015/wordml/symex" xmlns:wpg="http://schemas.microsoft.com/office/word/2010/wordprocessingGroup" xmlns:wpi="http://schemas.microsoft.com/office/word/2010/wordprocessingInk" xmlns:wne="http://schemas.microsoft.com/office/word/2006/wordml" xmlns:wps="http://schemas.microsoft.com/office/word/2010/wordprocessingShape" mc:Ignorable="w14 w15 w16se w16cid w16 w16cex w16sdtdh w16sdtfl w16du wp14">
+<w:footnotes xmlns:wpc="http://schemas.microsoft.com/office/word/2010/wordprocessingCanvas" xmlns:cx="http://schemas.microsoft.com/office/drawing/2014/chartex" xmlns:cx1="http://schemas.microsoft.com/office/drawing/2015/9/8/chartex" xmlns:cx2="http://schemas.microsoft.com/office/drawing/2015/10/21/chartex" xmlns:cx3="http://schemas.microsoft.com/office/drawing/2016/5/9/chartex" xmlns:cx4="http://schemas.microsoft.com/office/drawing/2016/5/10/chartex" xmlns:cx5="http://schemas.microsoft.com/office/drawing/2016/5/11/chartex" xmlns:cx6="http://schemas.microsoft.com/office/drawing/2016/5/12/chartex" xmlns:cx7="http://schemas.microsoft.com/office/drawing/2016/5/13/chartex" xmlns:cx8="http://schemas.microsoft.com/office/drawing/2016/5/14/chartex" xmlns:mc="http://schemas.openxmlformats.org/markup-compatibility/2006" xmlns:aink="http://schemas.microsoft.com/office/drawing/2016/ink" xmlns:am3d="http://schemas.microsoft.com/office/drawing/2017/model3d" xmlns:o="urn:schemas-microsoft-com:office:office" xmlns:oel="http://schemas.microsoft.com/office/2019/extlst" xmlns:r="http://schemas.openxmlformats.org/officeDocument/2006/relationships" xmlns:m="http://schemas.openxmlformats.org/officeDocument/2006/math" xmlns:v="urn:schemas-microsoft-com:vml" xmlns:wp14="http://schemas.microsoft.com/office/word/2010/wordprocessingDrawing" xmlns:wp="http://schemas.openxmlformats.org/drawingml/2006/wordprocessingDrawing" xmlns:w10="urn:schemas-microsoft-com:office:word" xmlns:w="http://schemas.openxmlformats.org/wordprocessingml/2006/main" xmlns:w14="http://schemas.microsoft.com/office/word/2010/wordml" xmlns:w15="http://schemas.microsoft.com/office/word/2012/wordml" xmlns:w16cei="http://schemas.microsoft.com/office/word/2026/wordml/cei" xmlns:w16cex="http://schemas.microsoft.com/office/word/2018/wordml/cex" xmlns:w16cid="http://schemas.microsoft.com/office/word/2016/wordml/cid" xmlns:w16="http://schemas.microsoft.com/office/word/2018/wordml" xmlns:w16du="http://schemas.microsoft.com/office/word/2023/wordml/word16du" xmlns:w16sdtdh="http://schemas.microsoft.com/office/word/2020/wordml/sdtdatahash" xmlns:w16sdtfl="http://schemas.microsoft.com/office/word/2024/wordml/sdtformatlock" xmlns:w16se="http://schemas.microsoft.com/office/word/2015/wordml/symex" xmlns:wpg="http://schemas.microsoft.com/office/word/2010/wordprocessingGroup" xmlns:wpi="http://schemas.microsoft.com/office/word/2010/wordprocessingInk" xmlns:wne="http://schemas.microsoft.com/office/word/2006/wordml" xmlns:wps="http://schemas.microsoft.com/office/word/2010/wordprocessingShape" mc:Ignorable="w14 w15 w16se w16cid w16 w16cex w16sdtdh w16sdtfl w16du wp14">
   <w:footnote w:type="separator" w:id="-1">
     <w:p>
       <w:pPr>
@@ -1923,7 +2148,7 @@
 </file>
 
 <file path=word/header1.xml><?xml version="1.0" encoding="utf-8"?>
-<w:hdr xmlns:wpc="http://schemas.microsoft.com/office/word/2010/wordprocessingCanvas" xmlns:cx="http://schemas.microsoft.com/office/drawing/2014/chartex" xmlns:cx1="http://schemas.microsoft.com/office/drawing/2015/9/8/chartex" xmlns:cx2="http://schemas.microsoft.com/office/drawing/2015/10/21/chartex" xmlns:cx3="http://schemas.microsoft.com/office/drawing/2016/5/9/chartex" xmlns:cx4="http://schemas.microsoft.com/office/drawing/2016/5/10/chartex" xmlns:cx5="http://schemas.microsoft.com/office/drawing/2016/5/11/chartex" xmlns:cx6="http://schemas.microsoft.com/office/drawing/2016/5/12/chartex" xmlns:cx7="http://schemas.microsoft.com/office/drawing/2016/5/13/chartex" xmlns:cx8="http://schemas.microsoft.com/office/drawing/2016/5/14/chartex" xmlns:mc="http://schemas.openxmlformats.org/markup-compatibility/2006" xmlns:aink="http://schemas.microsoft.com/office/drawing/2016/ink" xmlns:am3d="http://schemas.microsoft.com/office/drawing/2017/model3d" xmlns:o="urn:schemas-microsoft-com:office:office" xmlns:oel="http://schemas.microsoft.com/office/2019/extlst" xmlns:r="http://schemas.openxmlformats.org/officeDocument/2006/relationships" xmlns:m="http://schemas.openxmlformats.org/officeDocument/2006/math" xmlns:v="urn:schemas-microsoft-com:vml" xmlns:wp14="http://schemas.microsoft.com/office/word/2010/wordprocessingDrawing" xmlns:wp="http://schemas.openxmlformats.org/drawingml/2006/wordprocessingDrawing" xmlns:w10="urn:schemas-microsoft-com:office:word" xmlns:w="http://schemas.openxmlformats.org/wordprocessingml/2006/main" xmlns:w14="http://schemas.microsoft.com/office/word/2010/wordml" xmlns:w15="http://schemas.microsoft.com/office/word/2012/wordml" xmlns:w16cex="http://schemas.microsoft.com/office/word/2018/wordml/cex" xmlns:w16cid="http://schemas.microsoft.com/office/word/2016/wordml/cid" xmlns:w16="http://schemas.microsoft.com/office/word/2018/wordml" xmlns:w16du="http://schemas.microsoft.com/office/word/2023/wordml/word16du" xmlns:w16sdtdh="http://schemas.microsoft.com/office/word/2020/wordml/sdtdatahash" xmlns:w16sdtfl="http://schemas.microsoft.com/office/word/2024/wordml/sdtformatlock" xmlns:w16se="http://schemas.microsoft.com/office/word/2015/wordml/symex" xmlns:wpg="http://schemas.microsoft.com/office/word/2010/wordprocessingGroup" xmlns:wpi="http://schemas.microsoft.com/office/word/2010/wordprocessingInk" xmlns:wne="http://schemas.microsoft.com/office/word/2006/wordml" xmlns:wps="http://schemas.microsoft.com/office/word/2010/wordprocessingShape" mc:Ignorable="w14 w15 w16se w16cid w16 w16cex w16sdtdh w16sdtfl w16du wp14">
+<w:hdr xmlns:wpc="http://schemas.microsoft.com/office/word/2010/wordprocessingCanvas" xmlns:cx="http://schemas.microsoft.com/office/drawing/2014/chartex" xmlns:cx1="http://schemas.microsoft.com/office/drawing/2015/9/8/chartex" xmlns:cx2="http://schemas.microsoft.com/office/drawing/2015/10/21/chartex" xmlns:cx3="http://schemas.microsoft.com/office/drawing/2016/5/9/chartex" xmlns:cx4="http://schemas.microsoft.com/office/drawing/2016/5/10/chartex" xmlns:cx5="http://schemas.microsoft.com/office/drawing/2016/5/11/chartex" xmlns:cx6="http://schemas.microsoft.com/office/drawing/2016/5/12/chartex" xmlns:cx7="http://schemas.microsoft.com/office/drawing/2016/5/13/chartex" xmlns:cx8="http://schemas.microsoft.com/office/drawing/2016/5/14/chartex" xmlns:mc="http://schemas.openxmlformats.org/markup-compatibility/2006" xmlns:aink="http://schemas.microsoft.com/office/drawing/2016/ink" xmlns:am3d="http://schemas.microsoft.com/office/drawing/2017/model3d" xmlns:o="urn:schemas-microsoft-com:office:office" xmlns:oel="http://schemas.microsoft.com/office/2019/extlst" xmlns:r="http://schemas.openxmlformats.org/officeDocument/2006/relationships" xmlns:m="http://schemas.openxmlformats.org/officeDocument/2006/math" xmlns:v="urn:schemas-microsoft-com:vml" xmlns:wp14="http://schemas.microsoft.com/office/word/2010/wordprocessingDrawing" xmlns:wp="http://schemas.openxmlformats.org/drawingml/2006/wordprocessingDrawing" xmlns:w10="urn:schemas-microsoft-com:office:word" xmlns:w="http://schemas.openxmlformats.org/wordprocessingml/2006/main" xmlns:w14="http://schemas.microsoft.com/office/word/2010/wordml" xmlns:w15="http://schemas.microsoft.com/office/word/2012/wordml" xmlns:w16cei="http://schemas.microsoft.com/office/word/2026/wordml/cei" xmlns:w16cex="http://schemas.microsoft.com/office/word/2018/wordml/cex" xmlns:w16cid="http://schemas.microsoft.com/office/word/2016/wordml/cid" xmlns:w16="http://schemas.microsoft.com/office/word/2018/wordml" xmlns:w16du="http://schemas.microsoft.com/office/word/2023/wordml/word16du" xmlns:w16sdtdh="http://schemas.microsoft.com/office/word/2020/wordml/sdtdatahash" xmlns:w16sdtfl="http://schemas.microsoft.com/office/word/2024/wordml/sdtformatlock" xmlns:w16se="http://schemas.microsoft.com/office/word/2015/wordml/symex" xmlns:wpg="http://schemas.microsoft.com/office/word/2010/wordprocessingGroup" xmlns:wpi="http://schemas.microsoft.com/office/word/2010/wordprocessingInk" xmlns:wne="http://schemas.microsoft.com/office/word/2006/wordml" xmlns:wps="http://schemas.microsoft.com/office/word/2010/wordprocessingShape" mc:Ignorable="w14 w15 w16se w16cid w16 w16cex w16sdtdh w16sdtfl w16du wp14">
   <w:p>
     <w:pPr>
       <w:pStyle w:val="Header"/>
@@ -2297,7 +2522,7 @@
 </file>
 
 <file path=word/header2.xml><?xml version="1.0" encoding="utf-8"?>
-<w:hdr xmlns:wpc="http://schemas.microsoft.com/office/word/2010/wordprocessingCanvas" xmlns:cx="http://schemas.microsoft.com/office/drawing/2014/chartex" xmlns:cx1="http://schemas.microsoft.com/office/drawing/2015/9/8/chartex" xmlns:cx2="http://schemas.microsoft.com/office/drawing/2015/10/21/chartex" xmlns:cx3="http://schemas.microsoft.com/office/drawing/2016/5/9/chartex" xmlns:cx4="http://schemas.microsoft.com/office/drawing/2016/5/10/chartex" xmlns:cx5="http://schemas.microsoft.com/office/drawing/2016/5/11/chartex" xmlns:cx6="http://schemas.microsoft.com/office/drawing/2016/5/12/chartex" xmlns:cx7="http://schemas.microsoft.com/office/drawing/2016/5/13/chartex" xmlns:cx8="http://schemas.microsoft.com/office/drawing/2016/5/14/chartex" xmlns:mc="http://schemas.openxmlformats.org/markup-compatibility/2006" xmlns:aink="http://schemas.microsoft.com/office/drawing/2016/ink" xmlns:am3d="http://schemas.microsoft.com/office/drawing/2017/model3d" xmlns:o="urn:schemas-microsoft-com:office:office" xmlns:oel="http://schemas.microsoft.com/office/2019/extlst" xmlns:r="http://schemas.openxmlformats.org/officeDocument/2006/relationships" xmlns:m="http://schemas.openxmlformats.org/officeDocument/2006/math" xmlns:v="urn:schemas-microsoft-com:vml" xmlns:wp14="http://schemas.microsoft.com/office/word/2010/wordprocessingDrawing" xmlns:wp="http://schemas.openxmlformats.org/drawingml/2006/wordprocessingDrawing" xmlns:w10="urn:schemas-microsoft-com:office:word" xmlns:w="http://schemas.openxmlformats.org/wordprocessingml/2006/main" xmlns:w14="http://schemas.microsoft.com/office/word/2010/wordml" xmlns:w15="http://schemas.microsoft.com/office/word/2012/wordml" xmlns:w16cex="http://schemas.microsoft.com/office/word/2018/wordml/cex" xmlns:w16cid="http://schemas.microsoft.com/office/word/2016/wordml/cid" xmlns:w16="http://schemas.microsoft.com/office/word/2018/wordml" xmlns:w16du="http://schemas.microsoft.com/office/word/2023/wordml/word16du" xmlns:w16sdtdh="http://schemas.microsoft.com/office/word/2020/wordml/sdtdatahash" xmlns:w16sdtfl="http://schemas.microsoft.com/office/word/2024/wordml/sdtformatlock" xmlns:w16se="http://schemas.microsoft.com/office/word/2015/wordml/symex" xmlns:wpg="http://schemas.microsoft.com/office/word/2010/wordprocessingGroup" xmlns:wpi="http://schemas.microsoft.com/office/word/2010/wordprocessingInk" xmlns:wne="http://schemas.microsoft.com/office/word/2006/wordml" xmlns:wps="http://schemas.microsoft.com/office/word/2010/wordprocessingShape" mc:Ignorable="w14 w15 w16se w16cid w16 w16cex w16sdtdh w16sdtfl w16du wp14">
+<w:hdr xmlns:wpc="http://schemas.microsoft.com/office/word/2010/wordprocessingCanvas" xmlns:cx="http://schemas.microsoft.com/office/drawing/2014/chartex" xmlns:cx1="http://schemas.microsoft.com/office/drawing/2015/9/8/chartex" xmlns:cx2="http://schemas.microsoft.com/office/drawing/2015/10/21/chartex" xmlns:cx3="http://schemas.microsoft.com/office/drawing/2016/5/9/chartex" xmlns:cx4="http://schemas.microsoft.com/office/drawing/2016/5/10/chartex" xmlns:cx5="http://schemas.microsoft.com/office/drawing/2016/5/11/chartex" xmlns:cx6="http://schemas.microsoft.com/office/drawing/2016/5/12/chartex" xmlns:cx7="http://schemas.microsoft.com/office/drawing/2016/5/13/chartex" xmlns:cx8="http://schemas.microsoft.com/office/drawing/2016/5/14/chartex" xmlns:mc="http://schemas.openxmlformats.org/markup-compatibility/2006" xmlns:aink="http://schemas.microsoft.com/office/drawing/2016/ink" xmlns:am3d="http://schemas.microsoft.com/office/drawing/2017/model3d" xmlns:o="urn:schemas-microsoft-com:office:office" xmlns:oel="http://schemas.microsoft.com/office/2019/extlst" xmlns:r="http://schemas.openxmlformats.org/officeDocument/2006/relationships" xmlns:m="http://schemas.openxmlformats.org/officeDocument/2006/math" xmlns:v="urn:schemas-microsoft-com:vml" xmlns:wp14="http://schemas.microsoft.com/office/word/2010/wordprocessingDrawing" xmlns:wp="http://schemas.openxmlformats.org/drawingml/2006/wordprocessingDrawing" xmlns:w10="urn:schemas-microsoft-com:office:word" xmlns:w="http://schemas.openxmlformats.org/wordprocessingml/2006/main" xmlns:w14="http://schemas.microsoft.com/office/word/2010/wordml" xmlns:w15="http://schemas.microsoft.com/office/word/2012/wordml" xmlns:w16cei="http://schemas.microsoft.com/office/word/2026/wordml/cei" xmlns:w16cex="http://schemas.microsoft.com/office/word/2018/wordml/cex" xmlns:w16cid="http://schemas.microsoft.com/office/word/2016/wordml/cid" xmlns:w16="http://schemas.microsoft.com/office/word/2018/wordml" xmlns:w16du="http://schemas.microsoft.com/office/word/2023/wordml/word16du" xmlns:w16sdtdh="http://schemas.microsoft.com/office/word/2020/wordml/sdtdatahash" xmlns:w16sdtfl="http://schemas.microsoft.com/office/word/2024/wordml/sdtformatlock" xmlns:w16se="http://schemas.microsoft.com/office/word/2015/wordml/symex" xmlns:wpg="http://schemas.microsoft.com/office/word/2010/wordprocessingGroup" xmlns:wpi="http://schemas.microsoft.com/office/word/2010/wordprocessingInk" xmlns:wne="http://schemas.microsoft.com/office/word/2006/wordml" xmlns:wps="http://schemas.microsoft.com/office/word/2010/wordprocessingShape" mc:Ignorable="w14 w15 w16se w16cid w16 w16cex w16sdtdh w16sdtfl w16du wp14">
   <w:p>
     <w:r>
       <w:pict w14:anchorId="11729C3F">
@@ -2331,7 +2556,7 @@
 </file>
 
 <file path=word/numbering.xml><?xml version="1.0" encoding="utf-8"?>
-<w:numbering xmlns:wpc="http://schemas.microsoft.com/office/word/2010/wordprocessingCanvas" xmlns:cx="http://schemas.microsoft.com/office/drawing/2014/chartex" xmlns:cx1="http://schemas.microsoft.com/office/drawing/2015/9/8/chartex" xmlns:cx2="http://schemas.microsoft.com/office/drawing/2015/10/21/chartex" xmlns:cx3="http://schemas.microsoft.com/office/drawing/2016/5/9/chartex" xmlns:cx4="http://schemas.microsoft.com/office/drawing/2016/5/10/chartex" xmlns:cx5="http://schemas.microsoft.com/office/drawing/2016/5/11/chartex" xmlns:cx6="http://schemas.microsoft.com/office/drawing/2016/5/12/chartex" xmlns:cx7="http://schemas.microsoft.com/office/drawing/2016/5/13/chartex" xmlns:cx8="http://schemas.microsoft.com/office/drawing/2016/5/14/chartex" xmlns:mc="http://schemas.openxmlformats.org/markup-compatibility/2006" xmlns:aink="http://schemas.microsoft.com/office/drawing/2016/ink" xmlns:am3d="http://schemas.microsoft.com/office/drawing/2017/model3d" xmlns:o="urn:schemas-microsoft-com:office:office" xmlns:oel="http://schemas.microsoft.com/office/2019/extlst" xmlns:r="http://schemas.openxmlformats.org/officeDocument/2006/relationships" xmlns:m="http://schemas.openxmlformats.org/officeDocument/2006/math" xmlns:v="urn:schemas-microsoft-com:vml" xmlns:wp14="http://schemas.microsoft.com/office/word/2010/wordprocessingDrawing" xmlns:wp="http://schemas.openxmlformats.org/drawingml/2006/wordprocessingDrawing" xmlns:w10="urn:schemas-microsoft-com:office:word" xmlns:w="http://schemas.openxmlformats.org/wordprocessingml/2006/main" xmlns:w14="http://schemas.microsoft.com/office/word/2010/wordml" xmlns:w15="http://schemas.microsoft.com/office/word/2012/wordml" xmlns:w16cex="http://schemas.microsoft.com/office/word/2018/wordml/cex" xmlns:w16cid="http://schemas.microsoft.com/office/word/2016/wordml/cid" xmlns:w16="http://schemas.microsoft.com/office/word/2018/wordml" xmlns:w16du="http://schemas.microsoft.com/office/word/2023/wordml/word16du" xmlns:w16sdtdh="http://schemas.microsoft.com/office/word/2020/wordml/sdtdatahash" xmlns:w16sdtfl="http://schemas.microsoft.com/office/word/2024/wordml/sdtformatlock" xmlns:w16se="http://schemas.microsoft.com/office/word/2015/wordml/symex" xmlns:wpg="http://schemas.microsoft.com/office/word/2010/wordprocessingGroup" xmlns:wpi="http://schemas.microsoft.com/office/word/2010/wordprocessingInk" xmlns:wne="http://schemas.microsoft.com/office/word/2006/wordml" xmlns:wps="http://schemas.microsoft.com/office/word/2010/wordprocessingShape" mc:Ignorable="w14 w15 w16se w16cid w16 w16cex w16sdtdh w16sdtfl w16du wp14">
+<w:numbering xmlns:wpc="http://schemas.microsoft.com/office/word/2010/wordprocessingCanvas" xmlns:cx="http://schemas.microsoft.com/office/drawing/2014/chartex" xmlns:cx1="http://schemas.microsoft.com/office/drawing/2015/9/8/chartex" xmlns:cx2="http://schemas.microsoft.com/office/drawing/2015/10/21/chartex" xmlns:cx3="http://schemas.microsoft.com/office/drawing/2016/5/9/chartex" xmlns:cx4="http://schemas.microsoft.com/office/drawing/2016/5/10/chartex" xmlns:cx5="http://schemas.microsoft.com/office/drawing/2016/5/11/chartex" xmlns:cx6="http://schemas.microsoft.com/office/drawing/2016/5/12/chartex" xmlns:cx7="http://schemas.microsoft.com/office/drawing/2016/5/13/chartex" xmlns:cx8="http://schemas.microsoft.com/office/drawing/2016/5/14/chartex" xmlns:mc="http://schemas.openxmlformats.org/markup-compatibility/2006" xmlns:aink="http://schemas.microsoft.com/office/drawing/2016/ink" xmlns:am3d="http://schemas.microsoft.com/office/drawing/2017/model3d" xmlns:o="urn:schemas-microsoft-com:office:office" xmlns:oel="http://schemas.microsoft.com/office/2019/extlst" xmlns:r="http://schemas.openxmlformats.org/officeDocument/2006/relationships" xmlns:m="http://schemas.openxmlformats.org/officeDocument/2006/math" xmlns:v="urn:schemas-microsoft-com:vml" xmlns:wp14="http://schemas.microsoft.com/office/word/2010/wordprocessingDrawing" xmlns:wp="http://schemas.openxmlformats.org/drawingml/2006/wordprocessingDrawing" xmlns:w10="urn:schemas-microsoft-com:office:word" xmlns:w="http://schemas.openxmlformats.org/wordprocessingml/2006/main" xmlns:w14="http://schemas.microsoft.com/office/word/2010/wordml" xmlns:w15="http://schemas.microsoft.com/office/word/2012/wordml" xmlns:w16cei="http://schemas.microsoft.com/office/word/2026/wordml/cei" xmlns:w16cex="http://schemas.microsoft.com/office/word/2018/wordml/cex" xmlns:w16cid="http://schemas.microsoft.com/office/word/2016/wordml/cid" xmlns:w16="http://schemas.microsoft.com/office/word/2018/wordml" xmlns:w16du="http://schemas.microsoft.com/office/word/2023/wordml/word16du" xmlns:w16sdtdh="http://schemas.microsoft.com/office/word/2020/wordml/sdtdatahash" xmlns:w16sdtfl="http://schemas.microsoft.com/office/word/2024/wordml/sdtformatlock" xmlns:w16se="http://schemas.microsoft.com/office/word/2015/wordml/symex" xmlns:wpg="http://schemas.microsoft.com/office/word/2010/wordprocessingGroup" xmlns:wpi="http://schemas.microsoft.com/office/word/2010/wordprocessingInk" xmlns:wne="http://schemas.microsoft.com/office/word/2006/wordml" xmlns:wps="http://schemas.microsoft.com/office/word/2010/wordprocessingShape" mc:Ignorable="w14 w15 w16se w16cid w16 w16cex w16sdtdh w16sdtfl w16du wp14">
   <w:abstractNum w:abstractNumId="0" w15:restartNumberingAfterBreak="0">
     <w:nsid w:val="0DD43B8D"/>
     <w:multiLevelType w:val="hybridMultilevel"/>

--- a/storage/templates/surat-penawaran.docx
+++ b/storage/templates/surat-penawaran.docx
@@ -397,7 +397,7 @@
     <w:tbl>
       <w:tblPr>
         <w:tblStyle w:val="TableGrid"/>
-        <w:tblW w:w="10343" w:type="dxa"/>
+        <w:tblW w:w="10485" w:type="dxa"/>
         <w:tblInd w:w="-567" w:type="dxa"/>
         <w:tblLayout w:type="fixed"/>
         <w:tblLook w:val="04A0" w:firstRow="1" w:lastRow="0" w:firstColumn="1" w:lastColumn="0" w:noHBand="0" w:noVBand="1"/>
@@ -407,7 +407,7 @@
         <w:gridCol w:w="3544"/>
         <w:gridCol w:w="856"/>
         <w:gridCol w:w="13"/>
-        <w:gridCol w:w="2391"/>
+        <w:gridCol w:w="2533"/>
         <w:gridCol w:w="2835"/>
       </w:tblGrid>
       <w:tr>
@@ -491,7 +491,7 @@
         </w:tc>
         <w:tc>
           <w:tcPr>
-            <w:tcW w:w="2404" w:type="dxa"/>
+            <w:tcW w:w="2546" w:type="dxa"/>
             <w:gridSpan w:val="2"/>
             <w:tcBorders>
               <w:top w:val="single" w:sz="8" w:space="0" w:color="auto"/>
@@ -600,7 +600,7 @@
         </w:tc>
         <w:tc>
           <w:tcPr>
-            <w:tcW w:w="2404" w:type="dxa"/>
+            <w:tcW w:w="2546" w:type="dxa"/>
             <w:gridSpan w:val="2"/>
           </w:tcPr>
           <w:p>
@@ -666,7 +666,7 @@
         </w:tc>
         <w:tc>
           <w:tcPr>
-            <w:tcW w:w="2391" w:type="dxa"/>
+            <w:tcW w:w="2533" w:type="dxa"/>
           </w:tcPr>
           <w:p>
             <w:pPr>
@@ -721,7 +721,7 @@
         </w:tc>
         <w:tc>
           <w:tcPr>
-            <w:tcW w:w="2391" w:type="dxa"/>
+            <w:tcW w:w="2533" w:type="dxa"/>
           </w:tcPr>
           <w:p>
             <w:pPr>
@@ -780,7 +780,7 @@
         </w:tc>
         <w:tc>
           <w:tcPr>
-            <w:tcW w:w="2391" w:type="dxa"/>
+            <w:tcW w:w="2533" w:type="dxa"/>
           </w:tcPr>
           <w:p>
             <w:pPr>
@@ -834,7 +834,7 @@
         </w:tc>
         <w:tc>
           <w:tcPr>
-            <w:tcW w:w="2391" w:type="dxa"/>
+            <w:tcW w:w="2533" w:type="dxa"/>
           </w:tcPr>
           <w:p>
             <w:pPr>
@@ -888,7 +888,7 @@
         </w:tc>
         <w:tc>
           <w:tcPr>
-            <w:tcW w:w="2391" w:type="dxa"/>
+            <w:tcW w:w="2533" w:type="dxa"/>
           </w:tcPr>
           <w:p>
             <w:pPr>
@@ -945,7 +945,7 @@
         </w:tc>
         <w:tc>
           <w:tcPr>
-            <w:tcW w:w="2391" w:type="dxa"/>
+            <w:tcW w:w="2533" w:type="dxa"/>
           </w:tcPr>
           <w:p>
             <w:pPr>
@@ -1009,7 +1009,7 @@
         </w:tc>
         <w:tc>
           <w:tcPr>
-            <w:tcW w:w="2391" w:type="dxa"/>
+            <w:tcW w:w="2533" w:type="dxa"/>
           </w:tcPr>
           <w:p>
             <w:pPr>
@@ -1070,7 +1070,7 @@
         </w:tc>
         <w:tc>
           <w:tcPr>
-            <w:tcW w:w="2391" w:type="dxa"/>
+            <w:tcW w:w="2533" w:type="dxa"/>
           </w:tcPr>
           <w:p>
             <w:pPr>

--- a/storage/templates/surat-penawaran.docx
+++ b/storage/templates/surat-penawaran.docx
@@ -737,7 +737,13 @@
               <w:rPr>
                 <w:b/>
               </w:rPr>
-              <w:t>DISC %</w:t>
+              <w:t xml:space="preserve">DISC </w:t>
+            </w:r>
+            <w:r>
+              <w:rPr>
+                <w:b/>
+              </w:rPr>
+              <w:t>${diskon_persen}</w:t>
             </w:r>
           </w:p>
         </w:tc>
@@ -963,7 +969,15 @@
                 <w:bCs/>
                 <w:lang w:val="en-US"/>
               </w:rPr>
-              <w:t xml:space="preserve">DP % </w:t>
+              <w:t xml:space="preserve">DP </w:t>
+            </w:r>
+            <w:r>
+              <w:rPr>
+                <w:b/>
+                <w:bCs/>
+                <w:lang w:val="en-US"/>
+              </w:rPr>
+              <w:t>${down_payment_persen}</w:t>
             </w:r>
           </w:p>
         </w:tc>
@@ -1309,7 +1323,6 @@
           <w:spacing w:val="41"/>
         </w:rPr>
       </w:pPr>
-      <w:proofErr w:type="gramStart"/>
       <w:r>
         <w:rPr>
           <w:rFonts w:ascii="Times New Roman" w:hAnsi="Times New Roman" w:cs="Times New Roman"/>
@@ -1332,7 +1345,6 @@
         </w:rPr>
         <w:t>:</w:t>
       </w:r>
-      <w:proofErr w:type="gramEnd"/>
       <w:r>
         <w:rPr>
           <w:rFonts w:ascii="Times New Roman" w:hAnsi="Times New Roman" w:cs="Times New Roman"/>
